--- a/00-首页/题组Word/专项卷/一分册/专项卷XII-学生版-打印版.docx
+++ b/00-首页/题组Word/专项卷/一分册/专项卷XII-学生版-打印版.docx
@@ -182,6 +182,14 @@
       <w:tblPr>
         <w:tblStyle w:val="Table"/>
         <w:tblW w:type="auto" w:w="0"/>
+        <w:tblBorders>
+          <w:top w:val="single" w:sz="12" w:space="0" w:color="000000"/>
+          <w:left w:val="none" w:sz="0" w:space="0" w:color="auto"/>
+          <w:bottom w:val="single" w:sz="12" w:space="0" w:color="000000"/>
+          <w:right w:val="none" w:sz="0" w:space="0" w:color="auto"/>
+          <w:insideH w:val="none" w:sz="0" w:space="0" w:color="auto"/>
+          <w:insideV w:val="none" w:sz="0" w:space="0" w:color="auto"/>
+        </w:tblBorders>
         <w:tblLook w:firstRow="1" w:lastRow="0" w:firstColumn="0" w:lastColumn="0" w:noHBand="0" w:noVBand="0" w:val="0020"/>
       </w:tblPr>
       <w:tblGrid>
@@ -196,7 +204,11 @@
           <w:tblHeader w:val="on"/>
         </w:trPr>
         <w:tc>
-          <w:tcPr/>
+          <w:tcPr>
+            <w:tcBorders>
+              <w:bottom w:val="single" w:sz="8" w:space="0" w:color="000000"/>
+            </w:tcBorders>
+          </w:tcPr>
           <w:p>
             <w:pPr>
               <w:pStyle w:val="Compact"/>
@@ -212,7 +224,11 @@
           </w:p>
         </w:tc>
         <w:tc>
-          <w:tcPr/>
+          <w:tcPr>
+            <w:tcBorders>
+              <w:bottom w:val="single" w:sz="8" w:space="0" w:color="000000"/>
+            </w:tcBorders>
+          </w:tcPr>
           <w:p>
             <w:pPr>
               <w:pStyle w:val="Compact"/>
@@ -228,7 +244,11 @@
           </w:p>
         </w:tc>
         <w:tc>
-          <w:tcPr/>
+          <w:tcPr>
+            <w:tcBorders>
+              <w:bottom w:val="single" w:sz="8" w:space="0" w:color="000000"/>
+            </w:tcBorders>
+          </w:tcPr>
           <w:p>
             <w:pPr>
               <w:pStyle w:val="Compact"/>
@@ -244,7 +264,11 @@
           </w:p>
         </w:tc>
         <w:tc>
-          <w:tcPr/>
+          <w:tcPr>
+            <w:tcBorders>
+              <w:bottom w:val="single" w:sz="8" w:space="0" w:color="000000"/>
+            </w:tcBorders>
+          </w:tcPr>
           <w:p>
             <w:pPr>
               <w:pStyle w:val="Compact"/>
@@ -260,7 +284,11 @@
           </w:p>
         </w:tc>
         <w:tc>
-          <w:tcPr/>
+          <w:tcPr>
+            <w:tcBorders>
+              <w:bottom w:val="single" w:sz="8" w:space="0" w:color="000000"/>
+            </w:tcBorders>
+          </w:tcPr>
           <w:p>
             <w:pPr>
               <w:pStyle w:val="Compact"/>
@@ -1942,6 +1970,7 @@
     <w:p>
       <w:pPr>
         <w:pStyle w:val="BodyText"/>
+        <w:spacing w:before="0" w:after="0"/>
       </w:pPr>
       <w:r>
         <w:rPr>
@@ -1959,6 +1988,7 @@
     <w:p>
       <w:pPr>
         <w:pStyle w:val="BodyText"/>
+        <w:spacing w:before="0" w:after="0"/>
       </w:pPr>
       <w:r>
         <w:rPr>
@@ -1976,6 +2006,7 @@
     <w:p>
       <w:pPr>
         <w:pStyle w:val="BodyText"/>
+        <w:spacing w:before="0" w:after="0"/>
       </w:pPr>
       <w:r>
         <w:rPr>
@@ -2108,6 +2139,7 @@
     <w:p>
       <w:pPr>
         <w:pStyle w:val="BodyText"/>
+        <w:spacing w:before="0" w:after="0"/>
       </w:pPr>
       <w:r>
         <w:rPr>
@@ -2725,8 +2757,8 @@
     <w:p>
       <w:pPr>
         <w:pStyle w:val="BodyText"/>
+        <w:spacing w:before="0" w:after="0"/>
         <w:ind w:left="480" w:hanging="480"/>
-        <w:spacing w:after="0"/>
       </w:pPr>
       <w:r>
         <w:rPr>
@@ -2814,14 +2846,39 @@
     <w:p>
       <w:pPr>
         <w:pStyle w:val="BodyText"/>
+        <w:spacing w:before="0" w:after="0"/>
         <w:ind w:left="480" w:hanging="480"/>
+      </w:pPr>
+      <w:r>
+        <w:rPr>
+          <w:rFonts w:ascii="Times New Roman" w:hAnsi="Times New Roman" w:eastAsia="Times New Roman" w:cs="Times New Roman"/>
+        </w:rPr>
+        <w:t xml:space="preserve">B. HI </w:t>
+      </w:r>
+      <w:r>
+        <w:rPr>
+          <w:rFonts w:hint="eastAsia" w:ascii="Times New Roman" w:hAnsi="Times New Roman" w:eastAsia="FangSong" w:cs="Times New Roman"/>
+        </w:rPr>
+        <w:t xml:space="preserve">溶液</w:t>
+      </w:r>
+      <w:r>
+        <w:rPr>
+          <w:rFonts w:ascii="Times New Roman" w:hAnsi="Times New Roman" w:eastAsia="Times New Roman" w:cs="Times New Roman"/>
+        </w:rPr>
+        <w:t xml:space="preserve"> </w:t>
+      </w:r>
+    </w:p>
+    <w:p>
+      <w:pPr>
+        <w:pStyle w:val="BodyText"/>
         <w:spacing w:before="0" w:after="0"/>
-      </w:pPr>
-      <w:r>
-        <w:rPr>
-          <w:rFonts w:ascii="Times New Roman" w:hAnsi="Times New Roman" w:eastAsia="Times New Roman" w:cs="Times New Roman"/>
-        </w:rPr>
-        <w:t xml:space="preserve">B. HI </w:t>
+        <w:ind w:left="480" w:hanging="480"/>
+      </w:pPr>
+      <w:r>
+        <w:rPr>
+          <w:rFonts w:ascii="Times New Roman" w:hAnsi="Times New Roman" w:eastAsia="Times New Roman" w:cs="Times New Roman"/>
+        </w:rPr>
+        <w:t xml:space="preserve">C. NaOH </w:t>
       </w:r>
       <w:r>
         <w:rPr>
@@ -2839,33 +2896,8 @@
     <w:p>
       <w:pPr>
         <w:pStyle w:val="BodyText"/>
+        <w:spacing w:before="0" w:after="0"/>
         <w:ind w:left="480" w:hanging="480"/>
-        <w:spacing w:before="0" w:after="0"/>
-      </w:pPr>
-      <w:r>
-        <w:rPr>
-          <w:rFonts w:ascii="Times New Roman" w:hAnsi="Times New Roman" w:eastAsia="Times New Roman" w:cs="Times New Roman"/>
-        </w:rPr>
-        <w:t xml:space="preserve">C. NaOH </w:t>
-      </w:r>
-      <w:r>
-        <w:rPr>
-          <w:rFonts w:hint="eastAsia" w:ascii="Times New Roman" w:hAnsi="Times New Roman" w:eastAsia="FangSong" w:cs="Times New Roman"/>
-        </w:rPr>
-        <w:t xml:space="preserve">溶液</w:t>
-      </w:r>
-      <w:r>
-        <w:rPr>
-          <w:rFonts w:ascii="Times New Roman" w:hAnsi="Times New Roman" w:eastAsia="Times New Roman" w:cs="Times New Roman"/>
-        </w:rPr>
-        <w:t xml:space="preserve"> </w:t>
-      </w:r>
-    </w:p>
-    <w:p>
-      <w:pPr>
-        <w:pStyle w:val="BodyText"/>
-        <w:ind w:left="480" w:hanging="480"/>
-        <w:spacing w:before="0" w:after="180"/>
       </w:pPr>
       <w:r>
         <w:rPr>
@@ -3252,8 +3284,8 @@
     <w:p>
       <w:pPr>
         <w:pStyle w:val="BodyText"/>
+        <w:spacing w:before="0" w:after="0"/>
         <w:ind w:left="480" w:hanging="480"/>
-        <w:spacing w:after="0"/>
       </w:pPr>
       <w:r>
         <w:rPr>
@@ -3295,20 +3327,51 @@
     <w:p>
       <w:pPr>
         <w:pStyle w:val="BodyText"/>
+        <w:spacing w:before="0" w:after="0"/>
         <w:ind w:left="480" w:hanging="480"/>
+      </w:pPr>
+      <w:r>
+        <w:rPr>
+          <w:rFonts w:ascii="Times New Roman" w:hAnsi="Times New Roman" w:eastAsia="Times New Roman" w:cs="Times New Roman"/>
+        </w:rPr>
+        <w:t xml:space="preserve">B. </w:t>
+      </w:r>
+      <w:r>
+        <w:rPr>
+          <w:rFonts w:hint="eastAsia" w:ascii="Times New Roman" w:hAnsi="Times New Roman" w:eastAsia="FangSong" w:cs="Times New Roman"/>
+        </w:rPr>
+        <w:t xml:space="preserve">苯加氢生成环己烷是吸热反应</w:t>
+      </w:r>
+      <w:r>
+        <w:rPr>
+          <w:rFonts w:ascii="Times New Roman" w:hAnsi="Times New Roman" w:eastAsia="Times New Roman" w:cs="Times New Roman"/>
+        </w:rPr>
+        <w:t xml:space="preserve"> </w:t>
+      </w:r>
+    </w:p>
+    <w:p>
+      <w:pPr>
+        <w:pStyle w:val="BodyText"/>
         <w:spacing w:before="0" w:after="0"/>
-      </w:pPr>
-      <w:r>
-        <w:rPr>
-          <w:rFonts w:ascii="Times New Roman" w:hAnsi="Times New Roman" w:eastAsia="Times New Roman" w:cs="Times New Roman"/>
-        </w:rPr>
-        <w:t xml:space="preserve">B. </w:t>
-      </w:r>
-      <w:r>
-        <w:rPr>
-          <w:rFonts w:hint="eastAsia" w:ascii="Times New Roman" w:hAnsi="Times New Roman" w:eastAsia="FangSong" w:cs="Times New Roman"/>
-        </w:rPr>
-        <w:t xml:space="preserve">苯加氢生成环己烷是吸热反应</w:t>
+        <w:ind w:left="480" w:hanging="480"/>
+      </w:pPr>
+      <w:r>
+        <w:rPr>
+          <w:rFonts w:ascii="Times New Roman" w:hAnsi="Times New Roman" w:eastAsia="Times New Roman" w:cs="Times New Roman"/>
+        </w:rPr>
+        <w:t xml:space="preserve">C. </w:t>
+      </w:r>
+      <w:r>
+        <w:rPr>
+          <w:rFonts w:hint="eastAsia" w:ascii="Times New Roman" w:hAnsi="Times New Roman" w:eastAsia="Times New Roman" w:cs="Times New Roman"/>
+        </w:rPr>
+        <w:t>1,3-</w:t>
+      </w:r>
+      <w:r>
+        <w:rPr>
+          <w:rFonts w:hint="eastAsia" w:ascii="Times New Roman" w:hAnsi="Times New Roman" w:eastAsia="FangSong" w:cs="Times New Roman"/>
+        </w:rPr>
+        <w:t>环己二烯比苯稳定</w:t>
       </w:r>
       <w:r>
         <w:rPr>
@@ -3320,39 +3383,8 @@
     <w:p>
       <w:pPr>
         <w:pStyle w:val="BodyText"/>
+        <w:spacing w:before="0" w:after="0"/>
         <w:ind w:left="480" w:hanging="480"/>
-        <w:spacing w:before="0" w:after="0"/>
-      </w:pPr>
-      <w:r>
-        <w:rPr>
-          <w:rFonts w:ascii="Times New Roman" w:hAnsi="Times New Roman" w:eastAsia="Times New Roman" w:cs="Times New Roman"/>
-        </w:rPr>
-        <w:t xml:space="preserve">C. </w:t>
-      </w:r>
-      <w:r>
-        <w:rPr>
-          <w:rFonts w:hint="eastAsia" w:ascii="Times New Roman" w:hAnsi="Times New Roman" w:eastAsia="Times New Roman" w:cs="Times New Roman"/>
-        </w:rPr>
-        <w:t>1,3-</w:t>
-      </w:r>
-      <w:r>
-        <w:rPr>
-          <w:rFonts w:hint="eastAsia" w:ascii="Times New Roman" w:hAnsi="Times New Roman" w:eastAsia="FangSong" w:cs="Times New Roman"/>
-        </w:rPr>
-        <w:t>环己二烯比苯稳定</w:t>
-      </w:r>
-      <w:r>
-        <w:rPr>
-          <w:rFonts w:ascii="Times New Roman" w:hAnsi="Times New Roman" w:eastAsia="Times New Roman" w:cs="Times New Roman"/>
-        </w:rPr>
-        <w:t xml:space="preserve"> </w:t>
-      </w:r>
-    </w:p>
-    <w:p>
-      <w:pPr>
-        <w:pStyle w:val="BodyText"/>
-        <w:ind w:left="480" w:hanging="480"/>
-        <w:spacing w:before="0" w:after="180"/>
       </w:pPr>
       <w:r>
         <w:rPr>
@@ -3531,6 +3563,14 @@
         <w:tblStyle w:val="Table"/>
         <w:tblW w:type="pct" w:w="5000"/>
         <w:tblLayout w:type="fixed"/>
+        <w:tblBorders>
+          <w:top w:val="single" w:sz="12" w:space="0" w:color="000000"/>
+          <w:left w:val="none" w:sz="0" w:space="0" w:color="auto"/>
+          <w:bottom w:val="single" w:sz="12" w:space="0" w:color="000000"/>
+          <w:right w:val="none" w:sz="0" w:space="0" w:color="auto"/>
+          <w:insideH w:val="none" w:sz="0" w:space="0" w:color="auto"/>
+          <w:insideV w:val="none" w:sz="0" w:space="0" w:color="auto"/>
+        </w:tblBorders>
         <w:tblLook w:firstRow="1" w:lastRow="0" w:firstColumn="0" w:lastColumn="0" w:noHBand="0" w:noVBand="0" w:val="0020"/>
       </w:tblPr>
       <w:tblGrid>
@@ -3542,7 +3582,11 @@
           <w:tblHeader w:val="on"/>
         </w:trPr>
         <w:tc>
-          <w:tcPr/>
+          <w:tcPr>
+            <w:tcBorders>
+              <w:bottom w:val="single" w:sz="8" w:space="0" w:color="000000"/>
+            </w:tcBorders>
+          </w:tcPr>
           <w:p>
             <w:pPr>
               <w:pStyle w:val="Compact"/>
@@ -3558,7 +3602,11 @@
           </w:p>
         </w:tc>
         <w:tc>
-          <w:tcPr/>
+          <w:tcPr>
+            <w:tcBorders>
+              <w:bottom w:val="single" w:sz="8" w:space="0" w:color="000000"/>
+            </w:tcBorders>
+          </w:tcPr>
           <w:p>
             <w:pPr>
               <w:pStyle w:val="Compact"/>
@@ -6349,6 +6397,14 @@
       <w:tblPr>
         <w:tblStyle w:val="Table"/>
         <w:tblW w:type="auto" w:w="0"/>
+        <w:tblBorders>
+          <w:top w:val="single" w:sz="12" w:space="0" w:color="000000"/>
+          <w:left w:val="none" w:sz="0" w:space="0" w:color="auto"/>
+          <w:bottom w:val="single" w:sz="12" w:space="0" w:color="000000"/>
+          <w:right w:val="none" w:sz="0" w:space="0" w:color="auto"/>
+          <w:insideH w:val="none" w:sz="0" w:space="0" w:color="auto"/>
+          <w:insideV w:val="none" w:sz="0" w:space="0" w:color="auto"/>
+        </w:tblBorders>
         <w:tblLook w:firstRow="1" w:lastRow="0" w:firstColumn="0" w:lastColumn="0" w:noHBand="0" w:noVBand="0" w:val="0020"/>
       </w:tblPr>
       <w:tblGrid>
@@ -6363,7 +6419,11 @@
           <w:tblHeader w:val="on"/>
         </w:trPr>
         <w:tc>
-          <w:tcPr/>
+          <w:tcPr>
+            <w:tcBorders>
+              <w:bottom w:val="single" w:sz="8" w:space="0" w:color="000000"/>
+            </w:tcBorders>
+          </w:tcPr>
           <w:p>
             <w:pPr>
               <w:pStyle w:val="Compact"/>
@@ -6379,7 +6439,11 @@
           </w:p>
         </w:tc>
         <w:tc>
-          <w:tcPr/>
+          <w:tcPr>
+            <w:tcBorders>
+              <w:bottom w:val="single" w:sz="8" w:space="0" w:color="000000"/>
+            </w:tcBorders>
+          </w:tcPr>
           <w:p>
             <w:pPr>
               <w:pStyle w:val="Compact"/>
@@ -6395,7 +6459,11 @@
           </w:p>
         </w:tc>
         <w:tc>
-          <w:tcPr/>
+          <w:tcPr>
+            <w:tcBorders>
+              <w:bottom w:val="single" w:sz="8" w:space="0" w:color="000000"/>
+            </w:tcBorders>
+          </w:tcPr>
           <w:p>
             <w:pPr>
               <w:pStyle w:val="Compact"/>
@@ -6411,7 +6479,11 @@
           </w:p>
         </w:tc>
         <w:tc>
-          <w:tcPr/>
+          <w:tcPr>
+            <w:tcBorders>
+              <w:bottom w:val="single" w:sz="8" w:space="0" w:color="000000"/>
+            </w:tcBorders>
+          </w:tcPr>
           <w:p>
             <w:pPr>
               <w:pStyle w:val="Compact"/>
@@ -6427,7 +6499,11 @@
           </w:p>
         </w:tc>
         <w:tc>
-          <w:tcPr/>
+          <w:tcPr>
+            <w:tcBorders>
+              <w:bottom w:val="single" w:sz="8" w:space="0" w:color="000000"/>
+            </w:tcBorders>
+          </w:tcPr>
           <w:p>
             <w:pPr>
               <w:pStyle w:val="Compact"/>
@@ -7479,6 +7555,7 @@
     <w:p>
       <w:pPr>
         <w:pStyle w:val="FirstParagraph"/>
+        <w:spacing w:before="0" w:after="0"/>
       </w:pPr>
       <w:r>
         <w:rPr>
@@ -7755,6 +7832,7 @@
     <w:p>
       <w:pPr>
         <w:pStyle w:val="BodyText"/>
+        <w:spacing w:before="0" w:after="0"/>
       </w:pPr>
       <w:r>
         <w:rPr>
@@ -8034,6 +8112,7 @@
     <w:p>
       <w:pPr>
         <w:pStyle w:val="BodyText"/>
+        <w:spacing w:before="0" w:after="0"/>
       </w:pPr>
       <w:r>
         <w:rPr>
@@ -8310,6 +8389,7 @@
     <w:p>
       <w:pPr>
         <w:pStyle w:val="BodyText"/>
+        <w:spacing w:before="0" w:after="0"/>
       </w:pPr>
       <w:r>
         <w:rPr>
@@ -10418,6 +10498,14 @@
       <w:tblPr>
         <w:tblStyle w:val="Table"/>
         <w:tblW w:type="auto" w:w="0"/>
+        <w:tblBorders>
+          <w:top w:val="single" w:sz="12" w:space="0" w:color="000000"/>
+          <w:left w:val="none" w:sz="0" w:space="0" w:color="auto"/>
+          <w:bottom w:val="single" w:sz="12" w:space="0" w:color="000000"/>
+          <w:right w:val="none" w:sz="0" w:space="0" w:color="auto"/>
+          <w:insideH w:val="none" w:sz="0" w:space="0" w:color="auto"/>
+          <w:insideV w:val="none" w:sz="0" w:space="0" w:color="auto"/>
+        </w:tblBorders>
         <w:tblLook w:firstRow="1" w:lastRow="0" w:firstColumn="0" w:lastColumn="0" w:noHBand="0" w:noVBand="0" w:val="0020"/>
       </w:tblPr>
       <w:tblGrid>
@@ -10431,7 +10519,11 @@
           <w:tblHeader w:val="on"/>
         </w:trPr>
         <w:tc>
-          <w:tcPr/>
+          <w:tcPr>
+            <w:tcBorders>
+              <w:bottom w:val="single" w:sz="8" w:space="0" w:color="000000"/>
+            </w:tcBorders>
+          </w:tcPr>
           <w:p>
             <w:pPr>
               <w:pStyle w:val="Compact"/>
@@ -10447,7 +10539,11 @@
           </w:p>
         </w:tc>
         <w:tc>
-          <w:tcPr/>
+          <w:tcPr>
+            <w:tcBorders>
+              <w:bottom w:val="single" w:sz="8" w:space="0" w:color="000000"/>
+            </w:tcBorders>
+          </w:tcPr>
           <w:p>
             <w:pPr>
               <w:pStyle w:val="Compact"/>
@@ -10456,7 +10552,11 @@
           </w:p>
         </w:tc>
         <w:tc>
-          <w:tcPr/>
+          <w:tcPr>
+            <w:tcBorders>
+              <w:bottom w:val="single" w:sz="8" w:space="0" w:color="000000"/>
+            </w:tcBorders>
+          </w:tcPr>
           <w:p>
             <w:pPr>
               <w:pStyle w:val="Compact"/>
@@ -10472,7 +10572,11 @@
           </w:p>
         </w:tc>
         <w:tc>
-          <w:tcPr/>
+          <w:tcPr>
+            <w:tcBorders>
+              <w:bottom w:val="single" w:sz="8" w:space="0" w:color="000000"/>
+            </w:tcBorders>
+          </w:tcPr>
           <w:p>
             <w:pPr>
               <w:pStyle w:val="Compact"/>
@@ -18333,7 +18437,6 @@
     <w:bookmarkEnd w:id="69"/>
     <w:bookmarkEnd w:id="70"/>
     <w:sectPr>
-      <w:headerReference w:type="default" r:id="rId58"/>
       <w:footerReference w:type="default" r:id="rId9"/>
       <w:footnotePr>
         <w:numRestart w:val="eachSect"/>
@@ -18360,16 +18463,6 @@
       <w:rPr>
         <w:rFonts w:ascii="Times New Roman" w:hAnsi="Times New Roman" w:eastAsia="Times New Roman" w:cs="Times New Roman"/>
         <w:b w:val="0"/>
-        <w:color w:val="000000"/>
-        <w:sz w:val="20"/>
-      </w:rPr>
-      <w:t xml:space="preserve">第 </w:t>
-    </w:r>
-    <w:r>
-      <w:rPr>
-        <w:rFonts w:ascii="Times New Roman" w:hAnsi="Times New Roman" w:eastAsia="Times New Roman" w:cs="Times New Roman"/>
-        <w:b w:val="0"/>
-        <w:color w:val="000000"/>
         <w:sz w:val="20"/>
       </w:rPr>
       <w:fldChar w:fldCharType="begin"/>
@@ -18378,7 +18471,6 @@
       <w:rPr>
         <w:rFonts w:ascii="Times New Roman" w:hAnsi="Times New Roman" w:eastAsia="Times New Roman" w:cs="Times New Roman"/>
         <w:b w:val="0"/>
-        <w:color w:val="000000"/>
         <w:sz w:val="20"/>
       </w:rPr>
       <w:instrText xml:space="preserve"> PAGE </w:instrText>
@@ -18387,91 +18479,9 @@
       <w:rPr>
         <w:rFonts w:ascii="Times New Roman" w:hAnsi="Times New Roman" w:eastAsia="Times New Roman" w:cs="Times New Roman"/>
         <w:b w:val="0"/>
-        <w:color w:val="000000"/>
-        <w:sz w:val="20"/>
-      </w:rPr>
-      <w:fldChar w:fldCharType="separate"/>
-    </w:r>
-    <w:r>
-      <w:rPr>
-        <w:rFonts w:ascii="Times New Roman" w:hAnsi="Times New Roman" w:eastAsia="Times New Roman" w:cs="Times New Roman"/>
-        <w:b w:val="0"/>
-        <w:color w:val="000000"/>
-        <w:sz w:val="20"/>
-      </w:rPr>
-      <w:t>1</w:t>
-    </w:r>
-    <w:r>
-      <w:rPr>
-        <w:rFonts w:ascii="Times New Roman" w:hAnsi="Times New Roman" w:eastAsia="Times New Roman" w:cs="Times New Roman"/>
-        <w:b w:val="0"/>
-        <w:color w:val="000000"/>
         <w:sz w:val="20"/>
       </w:rPr>
       <w:fldChar w:fldCharType="end"/>
-    </w:r>
-    <w:r>
-      <w:rPr>
-        <w:rFonts w:ascii="Times New Roman" w:hAnsi="Times New Roman" w:eastAsia="Times New Roman" w:cs="Times New Roman"/>
-        <w:b w:val="0"/>
-        <w:color w:val="000000"/>
-        <w:sz w:val="20"/>
-      </w:rPr>
-      <w:t xml:space="preserve"> 页 / 共 </w:t>
-    </w:r>
-    <w:r>
-      <w:rPr>
-        <w:rFonts w:ascii="Times New Roman" w:hAnsi="Times New Roman" w:eastAsia="Times New Roman" w:cs="Times New Roman"/>
-        <w:b w:val="0"/>
-        <w:color w:val="000000"/>
-        <w:sz w:val="20"/>
-      </w:rPr>
-      <w:fldChar w:fldCharType="begin"/>
-    </w:r>
-    <w:r>
-      <w:rPr>
-        <w:rFonts w:ascii="Times New Roman" w:hAnsi="Times New Roman" w:eastAsia="Times New Roman" w:cs="Times New Roman"/>
-        <w:b w:val="0"/>
-        <w:color w:val="000000"/>
-        <w:sz w:val="20"/>
-      </w:rPr>
-      <w:instrText xml:space="preserve"> NUMPAGES </w:instrText>
-    </w:r>
-    <w:r>
-      <w:rPr>
-        <w:rFonts w:ascii="Times New Roman" w:hAnsi="Times New Roman" w:eastAsia="Times New Roman" w:cs="Times New Roman"/>
-        <w:b w:val="0"/>
-        <w:color w:val="000000"/>
-        <w:sz w:val="20"/>
-      </w:rPr>
-      <w:fldChar w:fldCharType="separate"/>
-    </w:r>
-    <w:r>
-      <w:rPr>
-        <w:rFonts w:ascii="Times New Roman" w:hAnsi="Times New Roman" w:eastAsia="Times New Roman" w:cs="Times New Roman"/>
-        <w:b w:val="0"/>
-        <w:color w:val="000000"/>
-        <w:sz w:val="20"/>
-      </w:rPr>
-      <w:t>1</w:t>
-    </w:r>
-    <w:r>
-      <w:rPr>
-        <w:rFonts w:ascii="Times New Roman" w:hAnsi="Times New Roman" w:eastAsia="Times New Roman" w:cs="Times New Roman"/>
-        <w:b w:val="0"/>
-        <w:color w:val="000000"/>
-        <w:sz w:val="20"/>
-      </w:rPr>
-      <w:fldChar w:fldCharType="end"/>
-    </w:r>
-    <w:r>
-      <w:rPr>
-        <w:rFonts w:ascii="Times New Roman" w:hAnsi="Times New Roman" w:eastAsia="Times New Roman" w:cs="Times New Roman"/>
-        <w:b w:val="0"/>
-        <w:color w:val="000000"/>
-        <w:sz w:val="20"/>
-      </w:rPr>
-      <w:t xml:space="preserve"> 页</w:t>
     </w:r>
   </w:p>
 </w:ftr>
@@ -18494,28 +18504,6 @@
     </w:p>
   </w:footnote>
 </w:footnotes>
-</file>
-
-<file path=word/header1.xml><?xml version="1.0" encoding="utf-8"?>
-<w:hdr xmlns:m="http://schemas.openxmlformats.org/officeDocument/2006/math" xmlns:mc="http://schemas.openxmlformats.org/markup-compatibility/2006" xmlns:mo="http://schemas.microsoft.com/office/mac/office/2008/main" xmlns:mv="urn:schemas-microsoft-com:mac:vml" xmlns:o="urn:schemas-microsoft-com:office:office" xmlns:r="http://schemas.openxmlformats.org/officeDocument/2006/relationships" xmlns:v="urn:schemas-microsoft-com:vml" xmlns:w10="urn:schemas-microsoft-com:office:word" xmlns:w14="http://schemas.microsoft.com/office/word/2010/wordml" xmlns:w="http://schemas.openxmlformats.org/wordprocessingml/2006/main" xmlns:wne="http://schemas.microsoft.com/office/word/2006/wordml" xmlns:wp14="http://schemas.microsoft.com/office/word/2010/wordprocessingDrawing" xmlns:wp="http://schemas.openxmlformats.org/drawingml/2006/wordprocessingDrawing" xmlns:wpc="http://schemas.microsoft.com/office/word/2010/wordprocessingCanvas" xmlns:wpg="http://schemas.microsoft.com/office/word/2010/wordprocessingGroup" xmlns:wpi="http://schemas.microsoft.com/office/word/2010/wordprocessingInk" xmlns:wps="http://schemas.microsoft.com/office/word/2010/wordprocessingShape" mc:Ignorable="w14 wp14">
-  <w:p>
-    <w:pPr>
-      <w:jc w:val="right"/>
-      <w:pBdr>
-        <w:bottom w:val="single" w:sz="4" w:space="2" w:color="000000"/>
-      </w:pBdr>
-    </w:pPr>
-    <w:r>
-      <w:rPr>
-        <w:rFonts w:ascii="Times New Roman" w:hAnsi="Times New Roman" w:eastAsia="Times New Roman" w:cs="Times New Roman"/>
-        <w:b w:val="0"/>
-        <w:color w:val="000000"/>
-        <w:sz w:val="18"/>
-      </w:rPr>
-      <w:t xml:space="preserve">一分册专项卷XII</w:t>
-    </w:r>
-  </w:p>
-</w:hdr>
 </file>
 
 <file path=word/numbering.xml><?xml version="1.0" encoding="utf-8"?>
